--- a/FrameworksFrontEnd/Tema2/Comandos no Prompt.docx
+++ b/FrameworksFrontEnd/Tema2/Comandos no Prompt.docx
@@ -165,6 +165,10 @@
     </w:p>
     <w:p>
       <w:r>
+        <w:rPr>
+          <w:noProof/>
+          <w:lang w:eastAsia="pt-BR"/>
+        </w:rPr>
         <w:drawing>
           <wp:inline distT="0" distB="0" distL="0" distR="0" wp14:anchorId="21518492" wp14:editId="5EEEEF54">
             <wp:extent cx="3591426" cy="2057687"/>
@@ -248,6 +252,10 @@
     </w:p>
     <w:p>
       <w:r>
+        <w:rPr>
+          <w:noProof/>
+          <w:lang w:eastAsia="pt-BR"/>
+        </w:rPr>
         <w:drawing>
           <wp:inline distT="0" distB="0" distL="0" distR="0" wp14:anchorId="3F55BE06" wp14:editId="5124CBA6">
             <wp:extent cx="5268060" cy="5210902"/>
@@ -369,6 +377,10 @@
     </w:p>
     <w:p>
       <w:r>
+        <w:rPr>
+          <w:noProof/>
+          <w:lang w:eastAsia="pt-BR"/>
+        </w:rPr>
         <w:drawing>
           <wp:inline distT="0" distB="0" distL="0" distR="0" wp14:anchorId="0AD447DE" wp14:editId="761BDC4B">
             <wp:extent cx="5400040" cy="3898900"/>
@@ -444,6 +456,10 @@
     </w:p>
     <w:p>
       <w:r>
+        <w:rPr>
+          <w:noProof/>
+          <w:lang w:eastAsia="pt-BR"/>
+        </w:rPr>
         <w:drawing>
           <wp:inline distT="0" distB="0" distL="0" distR="0" wp14:anchorId="6B793717" wp14:editId="76CCDE46">
             <wp:extent cx="5400040" cy="2916555"/>
@@ -555,6 +571,8 @@
       <w:r>
         <w:rPr>
           <w:b/>
+          <w:noProof/>
+          <w:lang w:eastAsia="pt-BR"/>
         </w:rPr>
         <w:drawing>
           <wp:anchor distT="0" distB="0" distL="114300" distR="114300" simplePos="0" relativeHeight="251659264" behindDoc="0" locked="0" layoutInCell="1" allowOverlap="1" wp14:anchorId="7FDDD532" wp14:editId="7C48D77F">
@@ -609,6 +627,8 @@
       <w:r>
         <w:rPr>
           <w:b/>
+          <w:noProof/>
+          <w:lang w:eastAsia="pt-BR"/>
         </w:rPr>
         <w:drawing>
           <wp:anchor distT="0" distB="0" distL="114300" distR="114300" simplePos="0" relativeHeight="251658240" behindDoc="0" locked="0" layoutInCell="1" allowOverlap="1" wp14:anchorId="174A95C6" wp14:editId="236082E1">
@@ -695,10 +715,7 @@
         <w:t>Para excluir uma pasta:</w:t>
       </w:r>
       <w:r>
-        <w:t xml:space="preserve"> </w:t>
-      </w:r>
-      <w:r>
-        <w:t xml:space="preserve">coloca </w:t>
+        <w:t xml:space="preserve"> coloca </w:t>
       </w:r>
       <w:r>
         <w:rPr>
@@ -734,6 +751,8 @@
       <w:r>
         <w:rPr>
           <w:b/>
+          <w:noProof/>
+          <w:lang w:eastAsia="pt-BR"/>
         </w:rPr>
         <w:drawing>
           <wp:inline distT="0" distB="0" distL="0" distR="0" wp14:anchorId="7B91BC41" wp14:editId="4C233A1A">
@@ -789,7 +808,9 @@
       </w:r>
       <w:r>
         <w:rPr>
-          <w:sz w:val="24"/>
+          <w:noProof/>
+          <w:sz w:val="24"/>
+          <w:lang w:eastAsia="pt-BR"/>
         </w:rPr>
         <w:drawing>
           <wp:anchor distT="0" distB="0" distL="114300" distR="114300" simplePos="0" relativeHeight="251661312" behindDoc="0" locked="0" layoutInCell="1" allowOverlap="1" wp14:anchorId="5B10B6B5" wp14:editId="2B3E1BB7">
@@ -1037,7 +1058,9 @@
       </w:pPr>
       <w:r>
         <w:rPr>
-          <w:sz w:val="24"/>
+          <w:noProof/>
+          <w:sz w:val="24"/>
+          <w:lang w:eastAsia="pt-BR"/>
         </w:rPr>
         <w:drawing>
           <wp:inline distT="0" distB="0" distL="0" distR="0" wp14:anchorId="13263FE8" wp14:editId="4ED5E80D">
@@ -1107,7 +1130,9 @@
       </w:pPr>
       <w:r>
         <w:rPr>
-          <w:sz w:val="24"/>
+          <w:noProof/>
+          <w:sz w:val="24"/>
+          <w:lang w:eastAsia="pt-BR"/>
         </w:rPr>
         <w:drawing>
           <wp:inline distT="0" distB="0" distL="0" distR="0" wp14:anchorId="4A0C69EB" wp14:editId="3DF01735">
@@ -1173,6 +1198,8 @@
         </w:rPr>
         <w:t xml:space="preserve"> no navegador</w:t>
       </w:r>
+      <w:bookmarkStart w:id="0" w:name="_GoBack"/>
+      <w:bookmarkEnd w:id="0"/>
     </w:p>
     <w:p>
       <w:pPr>
@@ -1211,7 +1238,9 @@
       </w:pPr>
       <w:r>
         <w:rPr>
-          <w:sz w:val="24"/>
+          <w:noProof/>
+          <w:sz w:val="24"/>
+          <w:lang w:eastAsia="pt-BR"/>
         </w:rPr>
         <w:drawing>
           <wp:inline distT="0" distB="0" distL="0" distR="0" wp14:anchorId="730F2DF5" wp14:editId="0CC365B1">
@@ -1252,12 +1281,30 @@
       <w:r>
         <w:t xml:space="preserve"> </w:t>
       </w:r>
-      <w:r>
-        <w:rPr>
-          <w:sz w:val="24"/>
-        </w:rPr>
-        <w:t>http://192.168.1.12:8080/</w:t>
-      </w:r>
+      <w:hyperlink r:id="rId16" w:history="1">
+        <w:r>
+          <w:rPr>
+            <w:rStyle w:val="Hyperlink"/>
+            <w:sz w:val="24"/>
+          </w:rPr>
+          <w:t>http://192.168.1.12:8080/</w:t>
+        </w:r>
+      </w:hyperlink>
+      <w:r>
+        <w:rPr>
+          <w:sz w:val="24"/>
+        </w:rPr>
+        <w:t xml:space="preserve">  </w:t>
+      </w:r>
+      <w:hyperlink r:id="rId17" w:history="1">
+        <w:r>
+          <w:rPr>
+            <w:rStyle w:val="Hyperlink"/>
+            <w:sz w:val="24"/>
+          </w:rPr>
+          <w:t>http://localhost:8080/</w:t>
+        </w:r>
+      </w:hyperlink>
     </w:p>
     <w:p>
       <w:pPr>
@@ -1389,7 +1436,7 @@
           <w:sz w:val="24"/>
         </w:rPr>
       </w:pPr>
-      <w:hyperlink r:id="rId16" w:history="1">
+      <w:hyperlink r:id="rId18" w:history="1">
         <w:r>
           <w:rPr>
             <w:rStyle w:val="Hyperlink"/>
@@ -1414,8 +1461,6 @@
           <w:sz w:val="24"/>
         </w:rPr>
       </w:pPr>
-      <w:bookmarkStart w:id="0" w:name="_GoBack"/>
-      <w:bookmarkEnd w:id="0"/>
     </w:p>
     <w:sectPr>
       <w:pgSz w:w="11906" w:h="16838"/>
